--- a/官方源码问题汇总.docx
+++ b/官方源码问题汇总.docx
@@ -267,7 +267,7 @@
           <w:b w:val="0"/>
           <w:i w:val="0"/>
         </w:rPr>
-        <w:t>此外还有 6 处文献与源码不符、4 处源码漏洞。逐条见第四、五节。</w:t>
+        <w:t>此外还有 6 处文献与源码不符、论文自身 3 处内部矛盾、4 处源码漏洞。逐条见第四节与第五节。</w:t>
       </w:r>
     </w:p>
     <w:p>
@@ -1316,7 +1316,7 @@
                 <w:rFonts w:ascii="Calibri" w:hAnsi="Calibri" w:eastAsia="等线"/>
                 <w:sz w:val="19"/>
               </w:rPr>
-              <w:t>物理损失 λ_physics=0.03，用 Kuramoto 方程约束相位演化</w:t>
+              <w:t>物理损失 λ_physics=0.03 用 Kuramoto 方程约束相位演化；方法节明确写「用有限差分近似 dθ/dt」（finite differences）</w:t>
             </w:r>
           </w:p>
         </w:tc>
@@ -1361,7 +1361,7 @@
                 <w:rFonts w:ascii="Calibri" w:hAnsi="Calibri" w:eastAsia="等线"/>
                 <w:sz w:val="19"/>
               </w:rPr>
-              <w:t>退化解：ω→0、K→0</w:t>
+              <w:t>退化解：ω→0、K→0；代码与论文正文直接冲突</w:t>
             </w:r>
           </w:p>
         </w:tc>
@@ -1830,6 +1830,327 @@
       </w:tr>
     </w:tbl>
     <w:p/>
+    <w:p>
+      <w:r>
+        <w:rPr>
+          <w:rFonts w:ascii="Calibri" w:hAnsi="Calibri" w:eastAsia="等线"/>
+          <w:b w:val="0"/>
+          <w:i w:val="0"/>
+        </w:rPr>
+        <w:t>上表七条中，第 1 条值得单独展开 —— 它不是「论文没说清楚」，而是论文说了、代码做了相反的事。</w:t>
+      </w:r>
+    </w:p>
+    <w:p>
+      <w:pPr>
+        <w:pStyle w:val="Heading2"/>
+      </w:pPr>
+      <w:r>
+        <w:rPr>
+          <w:rFonts w:ascii="Calibri" w:hAnsi="Calibri" w:eastAsia="微软雅黑"/>
+          <w:color w:val="1F3564"/>
+        </w:rPr>
+        <w:t>4.1 dθ/dt：论文写有限差分，代码写死为零</w:t>
+      </w:r>
+    </w:p>
+    <w:p>
+      <w:r>
+        <w:rPr>
+          <w:rFonts w:ascii="Calibri" w:hAnsi="Calibri" w:eastAsia="等线"/>
+          <w:b w:val="0"/>
+          <w:i w:val="0"/>
+        </w:rPr>
+        <w:t>论文方法节 2.5「物理信息正则化」原文为：</w:t>
+      </w:r>
+    </w:p>
+    <w:p>
+      <w:r>
+        <w:rPr>
+          <w:rFonts w:ascii="Calibri" w:hAnsi="Calibri" w:eastAsia="等线"/>
+          <w:b w:val="0"/>
+          <w:i/>
+        </w:rPr>
+        <w:t>We approximate dθ̂ᵢ/dt using finite differences across consecutive time windows.</w:t>
+      </w:r>
+    </w:p>
+    <w:p>
+      <w:r>
+        <w:rPr>
+          <w:rFonts w:ascii="Calibri" w:hAnsi="Calibri" w:eastAsia="等线"/>
+          <w:b w:val="0"/>
+          <w:i w:val="0"/>
+        </w:rPr>
+        <w:t>而官方源码 code_3_hpgnn_model.py 第 249 行为：</w:t>
+      </w:r>
+    </w:p>
+    <w:p>
+      <w:pPr>
+        <w:spacing w:after="120"/>
+        <w:ind w:left="480"/>
+      </w:pPr>
+      <w:r>
+        <w:rPr>
+          <w:rFonts w:ascii="Consolas" w:hAnsi="Consolas" w:eastAsia="等线"/>
+          <w:sz w:val="18"/>
+        </w:rPr>
+        <w:t>dtheta_dt = torch.zeros_like(phases)   # L249 —— 不是有限差分，是常数零</w:t>
+      </w:r>
+    </w:p>
+    <w:p>
+      <w:r>
+        <w:rPr>
+          <w:rFonts w:ascii="Calibri" w:hAnsi="Calibri" w:eastAsia="等线"/>
+          <w:b/>
+          <w:i w:val="0"/>
+        </w:rPr>
+        <w:t>这不是「没有实现」，而是实现成了另一个东西。写死为零等价于强制 0 = ω + (K/C) Σ sin(θⱼ − θᵢ − α)，该等式存在平凡的退化解 ω = K = 0，此时残差恰为零。本复现用真实有限差分实现后测得：K 与 ω 同样单调趋零（K 从 0.8721 降至 0.2194），仅收敛路径更慢 —— 说明两种实现的全局最优解完全相同。</w:t>
+      </w:r>
+    </w:p>
+    <w:p>
+      <w:pPr>
+        <w:pStyle w:val="Heading2"/>
+      </w:pPr>
+      <w:r>
+        <w:rPr>
+          <w:rFonts w:ascii="Calibri" w:hAnsi="Calibri" w:eastAsia="微软雅黑"/>
+          <w:color w:val="1F3564"/>
+        </w:rPr>
+        <w:t>4.2 论文自身的内部矛盾（三处）</w:t>
+      </w:r>
+    </w:p>
+    <w:p>
+      <w:r>
+        <w:rPr>
+          <w:rFonts w:ascii="Calibri" w:hAnsi="Calibri" w:eastAsia="等线"/>
+          <w:b w:val="0"/>
+          <w:i w:val="0"/>
+        </w:rPr>
+        <w:t>核对论文英文原文时另发现三处自相矛盾。它们与源码无关，但会直接影响复现时对实验规模与参数的理解：</w:t>
+      </w:r>
+    </w:p>
+    <w:tbl>
+      <w:tblPr>
+        <w:tblStyle w:val="TableGrid"/>
+        <w:tblW w:type="auto" w:w="0"/>
+        <w:tblLook w:firstColumn="1" w:firstRow="1" w:lastColumn="0" w:lastRow="0" w:noHBand="0" w:noVBand="1" w:val="04A0"/>
+      </w:tblPr>
+      <w:tblGrid>
+        <w:gridCol w:w="2880"/>
+        <w:gridCol w:w="2880"/>
+        <w:gridCol w:w="2880"/>
+      </w:tblGrid>
+      <w:tr>
+        <w:tc>
+          <w:tcPr>
+            <w:tcW w:type="dxa" w:w="2880"/>
+          </w:tcPr>
+          <w:p>
+            <w:r/>
+            <w:r>
+              <w:rPr>
+                <w:rFonts w:ascii="Calibri" w:hAnsi="Calibri" w:eastAsia="等线"/>
+                <w:b/>
+                <w:sz w:val="19"/>
+              </w:rPr>
+              <w:t>项</w:t>
+            </w:r>
+          </w:p>
+        </w:tc>
+        <w:tc>
+          <w:tcPr>
+            <w:tcW w:type="dxa" w:w="2880"/>
+          </w:tcPr>
+          <w:p>
+            <w:r/>
+            <w:r>
+              <w:rPr>
+                <w:rFonts w:ascii="Calibri" w:hAnsi="Calibri" w:eastAsia="等线"/>
+                <w:b/>
+                <w:sz w:val="19"/>
+              </w:rPr>
+              <w:t>写法 A</w:t>
+            </w:r>
+          </w:p>
+        </w:tc>
+        <w:tc>
+          <w:tcPr>
+            <w:tcW w:type="dxa" w:w="2880"/>
+          </w:tcPr>
+          <w:p>
+            <w:r/>
+            <w:r>
+              <w:rPr>
+                <w:rFonts w:ascii="Calibri" w:hAnsi="Calibri" w:eastAsia="等线"/>
+                <w:b/>
+                <w:sz w:val="19"/>
+              </w:rPr>
+              <w:t>写法 B</w:t>
+            </w:r>
+          </w:p>
+        </w:tc>
+      </w:tr>
+      <w:tr>
+        <w:tc>
+          <w:tcPr>
+            <w:tcW w:type="dxa" w:w="2880"/>
+          </w:tcPr>
+          <w:p>
+            <w:r/>
+            <w:r>
+              <w:rPr>
+                <w:rFonts w:ascii="Calibri" w:hAnsi="Calibri" w:eastAsia="等线"/>
+                <w:sz w:val="19"/>
+              </w:rPr>
+              <w:t>推理时间</w:t>
+            </w:r>
+          </w:p>
+        </w:tc>
+        <w:tc>
+          <w:tcPr>
+            <w:tcW w:type="dxa" w:w="2880"/>
+          </w:tcPr>
+          <w:p>
+            <w:r/>
+            <w:r>
+              <w:rPr>
+                <w:rFonts w:ascii="Calibri" w:hAnsi="Calibri" w:eastAsia="等线"/>
+                <w:sz w:val="19"/>
+              </w:rPr>
+              <w:t>表 3：12.3 ± 1.2 ms</w:t>
+            </w:r>
+          </w:p>
+        </w:tc>
+        <w:tc>
+          <w:tcPr>
+            <w:tcW w:type="dxa" w:w="2880"/>
+          </w:tcPr>
+          <w:p>
+            <w:r/>
+            <w:r>
+              <w:rPr>
+                <w:rFonts w:ascii="Calibri" w:hAnsi="Calibri" w:eastAsia="等线"/>
+                <w:sz w:val="19"/>
+              </w:rPr>
+              <w:t>表 12 与正文：112 ± 15 ms（相差 10 倍）</w:t>
+            </w:r>
+          </w:p>
+        </w:tc>
+      </w:tr>
+      <w:tr>
+        <w:tc>
+          <w:tcPr>
+            <w:tcW w:type="dxa" w:w="2880"/>
+          </w:tcPr>
+          <w:p>
+            <w:r/>
+            <w:r>
+              <w:rPr>
+                <w:rFonts w:ascii="Calibri" w:hAnsi="Calibri" w:eastAsia="等线"/>
+                <w:sz w:val="19"/>
+              </w:rPr>
+              <w:t>预训练时长</w:t>
+            </w:r>
+          </w:p>
+        </w:tc>
+        <w:tc>
+          <w:tcPr>
+            <w:tcW w:type="dxa" w:w="2880"/>
+          </w:tcPr>
+          <w:p>
+            <w:r/>
+            <w:r>
+              <w:rPr>
+                <w:rFonts w:ascii="Calibri" w:hAnsi="Calibri" w:eastAsia="等线"/>
+                <w:sz w:val="19"/>
+              </w:rPr>
+              <w:t>摘要：844 小时</w:t>
+            </w:r>
+          </w:p>
+        </w:tc>
+        <w:tc>
+          <w:tcPr>
+            <w:tcW w:type="dxa" w:w="2880"/>
+          </w:tcPr>
+          <w:p>
+            <w:r/>
+            <w:r>
+              <w:rPr>
+                <w:rFonts w:ascii="Calibri" w:hAnsi="Calibri" w:eastAsia="等线"/>
+                <w:sz w:val="19"/>
+              </w:rPr>
+              <w:t>方法 2.7：600 小时（844 为 CHB-MIT 总时长）</w:t>
+            </w:r>
+          </w:p>
+        </w:tc>
+      </w:tr>
+      <w:tr>
+        <w:tc>
+          <w:tcPr>
+            <w:tcW w:type="dxa" w:w="2880"/>
+          </w:tcPr>
+          <w:p>
+            <w:r/>
+            <w:r>
+              <w:rPr>
+                <w:rFonts w:ascii="Calibri" w:hAnsi="Calibri" w:eastAsia="等线"/>
+                <w:sz w:val="19"/>
+              </w:rPr>
+              <w:t>IEEG.org 时长</w:t>
+            </w:r>
+          </w:p>
+        </w:tc>
+        <w:tc>
+          <w:tcPr>
+            <w:tcW w:type="dxa" w:w="2880"/>
+          </w:tcPr>
+          <w:p>
+            <w:r/>
+            <w:r>
+              <w:rPr>
+                <w:rFonts w:ascii="Calibri" w:hAnsi="Calibri" w:eastAsia="等线"/>
+                <w:sz w:val="19"/>
+              </w:rPr>
+              <w:t>方法 2.1：284 小时</w:t>
+            </w:r>
+          </w:p>
+        </w:tc>
+        <w:tc>
+          <w:tcPr>
+            <w:tcW w:type="dxa" w:w="2880"/>
+          </w:tcPr>
+          <w:p>
+            <w:r/>
+            <w:r>
+              <w:rPr>
+                <w:rFonts w:ascii="Calibri" w:hAnsi="Calibri" w:eastAsia="等线"/>
+                <w:sz w:val="19"/>
+              </w:rPr>
+              <w:t>表 2：312 小时</w:t>
+            </w:r>
+          </w:p>
+        </w:tc>
+      </w:tr>
+    </w:tbl>
+    <w:p/>
+    <w:p>
+      <w:r>
+        <w:rPr>
+          <w:rFonts w:ascii="Calibri" w:hAnsi="Calibri" w:eastAsia="等线"/>
+          <w:b w:val="0"/>
+          <w:i w:val="0"/>
+        </w:rPr>
+        <w:t>三处均已在英文原文中逐一核实，不是翻译误差。</w:t>
+      </w:r>
+    </w:p>
+    <w:p>
+      <w:r>
+        <w:rPr>
+          <w:rFonts w:ascii="Calibri" w:hAnsi="Calibri" w:eastAsia="等线"/>
+          <w:b w:val="0"/>
+          <w:i w:val="0"/>
+        </w:rPr>
+        <w:t>此外，SIENA 数据集在摘要中出现 0 次，仅见于方法 2.1、表 2、表 7 与数据可用性声明 —— 而表 7 中它是有独立数值结果的（82.3% 准确率 / 86.7% 灵敏度 / 0.54 次每小时误报）。</w:t>
+      </w:r>
+    </w:p>
     <w:p>
       <w:pPr>
         <w:pStyle w:val="Heading1"/>
